--- a/legal/source/AlphaCouncil-Terms-of-Service-FINAL.docx
+++ b/legal/source/AlphaCouncil-Terms-of-Service-FINAL.docx
@@ -455,6 +455,12 @@
       </w:pPr>
       <w:r>
         <w:t>10.2 Automatic renewal</w:t>
+      </w:r>
+    </w:p>
+    <w:p>
+      <w:pPr/>
+      <w:r>
+        <w:t>Current launch — no automatic renewal. At the current launch, checkout states that Paid Subscriptions do not renew automatically: paid access ends at the paid-through date unless you make a new affirmative purchase, no recurring charge authorization is taken, and no reusable payment credential is retained for automatic charges. The remainder of this Section 10.2 applies only if and when checkout expressly states that a Paid Subscription renews automatically.</w:t>
       </w:r>
     </w:p>
     <w:p>
